--- a/public/office-fixtures/leafmark-sample.docx
+++ b/public/office-fixtures/leafmark-sample.docx
@@ -103,6 +103,38 @@
       </w:pPr>
       <w:r>
         <w:t>首屏只渲染可见内容</w:t>
+      </w:r>
+    </w:p>
+    <w:p>
+      <w:pPr>
+        <w:pStyle w:val="Heading2"/>
+      </w:pPr>
+      <w:r>
+        <w:t>检查顺序</w:t>
+      </w:r>
+    </w:p>
+    <w:p>
+      <w:pPr>
+        <w:pStyle w:val="ListNumber"/>
+      </w:pPr>
+      <w:r>
+        <w:t>先确认浮动图只环绕本段，不漏到标题和表格</w:t>
+      </w:r>
+    </w:p>
+    <w:p>
+      <w:pPr>
+        <w:pStyle w:val="ListNumber"/>
+      </w:pPr>
+      <w:r>
+        <w:t>再确认超链接是真实 URL，不是 rId</w:t>
+      </w:r>
+    </w:p>
+    <w:p>
+      <w:pPr>
+        <w:pStyle w:val="ListNumber"/>
+      </w:pPr>
+      <w:r>
+        <w:t>最后看合并表格的跨行跨列</w:t>
       </w:r>
     </w:p>
     <w:p>
